--- a/worksheets/SA_L03_SpeedLab_Worksheet.docx
+++ b/worksheets/SA_L03_SpeedLab_Worksheet.docx
@@ -438,7 +438,7 @@
                 <w:sz w:val="21"/>
                 <w:szCs w:val="21"/>
               </w:rPr>
-              <w:t xml:space="preserve">begin learning how to program</w:t>
+              <w:t xml:space="preserve">know the units clock speed is measured in, and what overclocking does to heat</w:t>
             </w:r>
           </w:p>
         </w:tc>
